--- a/projects/solidarity-at-scale/outputs/solidarity-at-scale-report.docx
+++ b/projects/solidarity-at-scale/outputs/solidarity-at-scale-report.docx
@@ -181,9 +181,9 @@
         <w:tblLook w:firstColumn="1" w:firstRow="1" w:lastColumn="0" w:lastRow="0" w:noHBand="0" w:noVBand="1" w:val="04A0"/>
       </w:tblPr>
       <w:tblGrid>
-        <w:gridCol w:w="3312"/>
-        <w:gridCol w:w="3312"/>
-        <w:gridCol w:w="3312"/>
+        <w:gridCol w:w="2448"/>
+        <w:gridCol w:w="3744"/>
+        <w:gridCol w:w="3744"/>
       </w:tblGrid>
       <w:tr>
         <w:trPr>
@@ -192,7 +192,8 @@
         </w:trPr>
         <w:tc>
           <w:tcPr>
-            <w:tcW w:type="dxa" w:w="3312"/>
+            <w:tcW w:type="dxa" w:w="2448"/>
+            <w:vAlign w:val="center"/>
             <w:tcMar>
               <w:top w:w="75" w:type="dxa"/>
               <w:left w:w="75" w:type="dxa"/>
@@ -223,7 +224,8 @@
         </w:tc>
         <w:tc>
           <w:tcPr>
-            <w:tcW w:type="dxa" w:w="3312"/>
+            <w:tcW w:type="dxa" w:w="3744"/>
+            <w:vAlign w:val="center"/>
             <w:tcMar>
               <w:top w:w="75" w:type="dxa"/>
               <w:left w:w="75" w:type="dxa"/>
@@ -254,7 +256,8 @@
         </w:tc>
         <w:tc>
           <w:tcPr>
-            <w:tcW w:type="dxa" w:w="3312"/>
+            <w:tcW w:type="dxa" w:w="3744"/>
+            <w:vAlign w:val="center"/>
             <w:tcMar>
               <w:top w:w="75" w:type="dxa"/>
               <w:left w:w="75" w:type="dxa"/>
@@ -290,7 +293,8 @@
         </w:trPr>
         <w:tc>
           <w:tcPr>
-            <w:tcW w:type="dxa" w:w="3312"/>
+            <w:tcW w:type="dxa" w:w="2448"/>
+            <w:vAlign w:val="center"/>
             <w:tcMar>
               <w:top w:w="75" w:type="dxa"/>
               <w:left w:w="75" w:type="dxa"/>
@@ -320,7 +324,8 @@
         </w:tc>
         <w:tc>
           <w:tcPr>
-            <w:tcW w:type="dxa" w:w="3312"/>
+            <w:tcW w:type="dxa" w:w="3744"/>
+            <w:vAlign w:val="center"/>
             <w:tcMar>
               <w:top w:w="75" w:type="dxa"/>
               <w:left w:w="75" w:type="dxa"/>
@@ -350,7 +355,8 @@
         </w:tc>
         <w:tc>
           <w:tcPr>
-            <w:tcW w:type="dxa" w:w="3312"/>
+            <w:tcW w:type="dxa" w:w="3744"/>
+            <w:vAlign w:val="center"/>
             <w:tcMar>
               <w:top w:w="75" w:type="dxa"/>
               <w:left w:w="75" w:type="dxa"/>
@@ -385,7 +391,8 @@
         </w:trPr>
         <w:tc>
           <w:tcPr>
-            <w:tcW w:type="dxa" w:w="3312"/>
+            <w:tcW w:type="dxa" w:w="2448"/>
+            <w:vAlign w:val="center"/>
             <w:tcMar>
               <w:top w:w="75" w:type="dxa"/>
               <w:left w:w="75" w:type="dxa"/>
@@ -415,7 +422,8 @@
         </w:tc>
         <w:tc>
           <w:tcPr>
-            <w:tcW w:type="dxa" w:w="3312"/>
+            <w:tcW w:type="dxa" w:w="3744"/>
+            <w:vAlign w:val="center"/>
             <w:tcMar>
               <w:top w:w="75" w:type="dxa"/>
               <w:left w:w="75" w:type="dxa"/>
@@ -445,7 +453,8 @@
         </w:tc>
         <w:tc>
           <w:tcPr>
-            <w:tcW w:type="dxa" w:w="3312"/>
+            <w:tcW w:type="dxa" w:w="3744"/>
+            <w:vAlign w:val="center"/>
             <w:tcMar>
               <w:top w:w="75" w:type="dxa"/>
               <w:left w:w="75" w:type="dxa"/>
@@ -480,7 +489,8 @@
         </w:trPr>
         <w:tc>
           <w:tcPr>
-            <w:tcW w:type="dxa" w:w="3312"/>
+            <w:tcW w:type="dxa" w:w="2448"/>
+            <w:vAlign w:val="center"/>
             <w:tcMar>
               <w:top w:w="75" w:type="dxa"/>
               <w:left w:w="75" w:type="dxa"/>
@@ -510,7 +520,8 @@
         </w:tc>
         <w:tc>
           <w:tcPr>
-            <w:tcW w:type="dxa" w:w="3312"/>
+            <w:tcW w:type="dxa" w:w="3744"/>
+            <w:vAlign w:val="center"/>
             <w:tcMar>
               <w:top w:w="75" w:type="dxa"/>
               <w:left w:w="75" w:type="dxa"/>
@@ -540,7 +551,8 @@
         </w:tc>
         <w:tc>
           <w:tcPr>
-            <w:tcW w:type="dxa" w:w="3312"/>
+            <w:tcW w:type="dxa" w:w="3744"/>
+            <w:vAlign w:val="center"/>
             <w:tcMar>
               <w:top w:w="75" w:type="dxa"/>
               <w:left w:w="75" w:type="dxa"/>
@@ -575,7 +587,8 @@
         </w:trPr>
         <w:tc>
           <w:tcPr>
-            <w:tcW w:type="dxa" w:w="3312"/>
+            <w:tcW w:type="dxa" w:w="2448"/>
+            <w:vAlign w:val="center"/>
             <w:tcMar>
               <w:top w:w="75" w:type="dxa"/>
               <w:left w:w="75" w:type="dxa"/>
@@ -605,7 +618,8 @@
         </w:tc>
         <w:tc>
           <w:tcPr>
-            <w:tcW w:type="dxa" w:w="3312"/>
+            <w:tcW w:type="dxa" w:w="3744"/>
+            <w:vAlign w:val="center"/>
             <w:tcMar>
               <w:top w:w="75" w:type="dxa"/>
               <w:left w:w="75" w:type="dxa"/>
@@ -635,7 +649,8 @@
         </w:tc>
         <w:tc>
           <w:tcPr>
-            <w:tcW w:type="dxa" w:w="3312"/>
+            <w:tcW w:type="dxa" w:w="3744"/>
+            <w:vAlign w:val="center"/>
             <w:tcMar>
               <w:top w:w="75" w:type="dxa"/>
               <w:left w:w="75" w:type="dxa"/>
@@ -670,7 +685,8 @@
         </w:trPr>
         <w:tc>
           <w:tcPr>
-            <w:tcW w:type="dxa" w:w="3312"/>
+            <w:tcW w:type="dxa" w:w="2448"/>
+            <w:vAlign w:val="center"/>
             <w:tcMar>
               <w:top w:w="75" w:type="dxa"/>
               <w:left w:w="75" w:type="dxa"/>
@@ -700,7 +716,8 @@
         </w:tc>
         <w:tc>
           <w:tcPr>
-            <w:tcW w:type="dxa" w:w="3312"/>
+            <w:tcW w:type="dxa" w:w="3744"/>
+            <w:vAlign w:val="center"/>
             <w:tcMar>
               <w:top w:w="75" w:type="dxa"/>
               <w:left w:w="75" w:type="dxa"/>
@@ -730,7 +747,8 @@
         </w:tc>
         <w:tc>
           <w:tcPr>
-            <w:tcW w:type="dxa" w:w="3312"/>
+            <w:tcW w:type="dxa" w:w="3744"/>
+            <w:vAlign w:val="center"/>
             <w:tcMar>
               <w:top w:w="75" w:type="dxa"/>
               <w:left w:w="75" w:type="dxa"/>
@@ -765,7 +783,8 @@
         </w:trPr>
         <w:tc>
           <w:tcPr>
-            <w:tcW w:type="dxa" w:w="3312"/>
+            <w:tcW w:type="dxa" w:w="2448"/>
+            <w:vAlign w:val="center"/>
             <w:tcMar>
               <w:top w:w="75" w:type="dxa"/>
               <w:left w:w="75" w:type="dxa"/>
@@ -795,7 +814,8 @@
         </w:tc>
         <w:tc>
           <w:tcPr>
-            <w:tcW w:type="dxa" w:w="3312"/>
+            <w:tcW w:type="dxa" w:w="3744"/>
+            <w:vAlign w:val="center"/>
             <w:tcMar>
               <w:top w:w="75" w:type="dxa"/>
               <w:left w:w="75" w:type="dxa"/>
@@ -825,7 +845,8 @@
         </w:tc>
         <w:tc>
           <w:tcPr>
-            <w:tcW w:type="dxa" w:w="3312"/>
+            <w:tcW w:type="dxa" w:w="3744"/>
+            <w:vAlign w:val="center"/>
             <w:tcMar>
               <w:top w:w="75" w:type="dxa"/>
               <w:left w:w="75" w:type="dxa"/>
@@ -982,10 +1003,10 @@
         <w:tblLook w:firstColumn="1" w:firstRow="1" w:lastColumn="0" w:lastRow="0" w:noHBand="0" w:noVBand="1" w:val="04A0"/>
       </w:tblPr>
       <w:tblGrid>
-        <w:gridCol w:w="2484"/>
-        <w:gridCol w:w="2484"/>
-        <w:gridCol w:w="2484"/>
-        <w:gridCol w:w="2484"/>
+        <w:gridCol w:w="2232"/>
+        <w:gridCol w:w="2376"/>
+        <w:gridCol w:w="2376"/>
+        <w:gridCol w:w="2952"/>
       </w:tblGrid>
       <w:tr>
         <w:trPr>
@@ -994,7 +1015,8 @@
         </w:trPr>
         <w:tc>
           <w:tcPr>
-            <w:tcW w:type="dxa" w:w="2484"/>
+            <w:tcW w:type="dxa" w:w="2232"/>
+            <w:vAlign w:val="center"/>
             <w:tcMar>
               <w:top w:w="75" w:type="dxa"/>
               <w:left w:w="75" w:type="dxa"/>
@@ -1025,7 +1047,8 @@
         </w:tc>
         <w:tc>
           <w:tcPr>
-            <w:tcW w:type="dxa" w:w="2484"/>
+            <w:tcW w:type="dxa" w:w="2376"/>
+            <w:vAlign w:val="center"/>
             <w:tcMar>
               <w:top w:w="75" w:type="dxa"/>
               <w:left w:w="75" w:type="dxa"/>
@@ -1056,7 +1079,8 @@
         </w:tc>
         <w:tc>
           <w:tcPr>
-            <w:tcW w:type="dxa" w:w="2484"/>
+            <w:tcW w:type="dxa" w:w="2376"/>
+            <w:vAlign w:val="center"/>
             <w:tcMar>
               <w:top w:w="75" w:type="dxa"/>
               <w:left w:w="75" w:type="dxa"/>
@@ -1087,7 +1111,8 @@
         </w:tc>
         <w:tc>
           <w:tcPr>
-            <w:tcW w:type="dxa" w:w="2484"/>
+            <w:tcW w:type="dxa" w:w="2952"/>
+            <w:vAlign w:val="center"/>
             <w:tcMar>
               <w:top w:w="75" w:type="dxa"/>
               <w:left w:w="75" w:type="dxa"/>
@@ -1123,7 +1148,8 @@
         </w:trPr>
         <w:tc>
           <w:tcPr>
-            <w:tcW w:type="dxa" w:w="2484"/>
+            <w:tcW w:type="dxa" w:w="2232"/>
+            <w:vAlign w:val="center"/>
             <w:tcMar>
               <w:top w:w="75" w:type="dxa"/>
               <w:left w:w="75" w:type="dxa"/>
@@ -1153,7 +1179,8 @@
         </w:tc>
         <w:tc>
           <w:tcPr>
-            <w:tcW w:type="dxa" w:w="2484"/>
+            <w:tcW w:type="dxa" w:w="2376"/>
+            <w:vAlign w:val="center"/>
             <w:tcMar>
               <w:top w:w="75" w:type="dxa"/>
               <w:left w:w="75" w:type="dxa"/>
@@ -1183,7 +1210,8 @@
         </w:tc>
         <w:tc>
           <w:tcPr>
-            <w:tcW w:type="dxa" w:w="2484"/>
+            <w:tcW w:type="dxa" w:w="2376"/>
+            <w:vAlign w:val="center"/>
             <w:tcMar>
               <w:top w:w="75" w:type="dxa"/>
               <w:left w:w="75" w:type="dxa"/>
@@ -1213,7 +1241,8 @@
         </w:tc>
         <w:tc>
           <w:tcPr>
-            <w:tcW w:type="dxa" w:w="2484"/>
+            <w:tcW w:type="dxa" w:w="2952"/>
+            <w:vAlign w:val="center"/>
             <w:tcMar>
               <w:top w:w="75" w:type="dxa"/>
               <w:left w:w="75" w:type="dxa"/>
@@ -1248,7 +1277,8 @@
         </w:trPr>
         <w:tc>
           <w:tcPr>
-            <w:tcW w:type="dxa" w:w="2484"/>
+            <w:tcW w:type="dxa" w:w="2232"/>
+            <w:vAlign w:val="center"/>
             <w:tcMar>
               <w:top w:w="75" w:type="dxa"/>
               <w:left w:w="75" w:type="dxa"/>
@@ -1278,7 +1308,8 @@
         </w:tc>
         <w:tc>
           <w:tcPr>
-            <w:tcW w:type="dxa" w:w="2484"/>
+            <w:tcW w:type="dxa" w:w="2376"/>
+            <w:vAlign w:val="center"/>
             <w:tcMar>
               <w:top w:w="75" w:type="dxa"/>
               <w:left w:w="75" w:type="dxa"/>
@@ -1308,7 +1339,8 @@
         </w:tc>
         <w:tc>
           <w:tcPr>
-            <w:tcW w:type="dxa" w:w="2484"/>
+            <w:tcW w:type="dxa" w:w="2376"/>
+            <w:vAlign w:val="center"/>
             <w:tcMar>
               <w:top w:w="75" w:type="dxa"/>
               <w:left w:w="75" w:type="dxa"/>
@@ -1338,7 +1370,8 @@
         </w:tc>
         <w:tc>
           <w:tcPr>
-            <w:tcW w:type="dxa" w:w="2484"/>
+            <w:tcW w:type="dxa" w:w="2952"/>
+            <w:vAlign w:val="center"/>
             <w:tcMar>
               <w:top w:w="75" w:type="dxa"/>
               <w:left w:w="75" w:type="dxa"/>
@@ -1373,7 +1406,8 @@
         </w:trPr>
         <w:tc>
           <w:tcPr>
-            <w:tcW w:type="dxa" w:w="2484"/>
+            <w:tcW w:type="dxa" w:w="2232"/>
+            <w:vAlign w:val="center"/>
             <w:tcMar>
               <w:top w:w="75" w:type="dxa"/>
               <w:left w:w="75" w:type="dxa"/>
@@ -1403,7 +1437,8 @@
         </w:tc>
         <w:tc>
           <w:tcPr>
-            <w:tcW w:type="dxa" w:w="2484"/>
+            <w:tcW w:type="dxa" w:w="2376"/>
+            <w:vAlign w:val="center"/>
             <w:tcMar>
               <w:top w:w="75" w:type="dxa"/>
               <w:left w:w="75" w:type="dxa"/>
@@ -1433,7 +1468,8 @@
         </w:tc>
         <w:tc>
           <w:tcPr>
-            <w:tcW w:type="dxa" w:w="2484"/>
+            <w:tcW w:type="dxa" w:w="2376"/>
+            <w:vAlign w:val="center"/>
             <w:tcMar>
               <w:top w:w="75" w:type="dxa"/>
               <w:left w:w="75" w:type="dxa"/>
@@ -1463,7 +1499,8 @@
         </w:tc>
         <w:tc>
           <w:tcPr>
-            <w:tcW w:type="dxa" w:w="2484"/>
+            <w:tcW w:type="dxa" w:w="2952"/>
+            <w:vAlign w:val="center"/>
             <w:tcMar>
               <w:top w:w="75" w:type="dxa"/>
               <w:left w:w="75" w:type="dxa"/>
@@ -1498,7 +1535,8 @@
         </w:trPr>
         <w:tc>
           <w:tcPr>
-            <w:tcW w:type="dxa" w:w="2484"/>
+            <w:tcW w:type="dxa" w:w="2232"/>
+            <w:vAlign w:val="center"/>
             <w:tcMar>
               <w:top w:w="75" w:type="dxa"/>
               <w:left w:w="75" w:type="dxa"/>
@@ -1528,7 +1566,8 @@
         </w:tc>
         <w:tc>
           <w:tcPr>
-            <w:tcW w:type="dxa" w:w="2484"/>
+            <w:tcW w:type="dxa" w:w="2376"/>
+            <w:vAlign w:val="center"/>
             <w:tcMar>
               <w:top w:w="75" w:type="dxa"/>
               <w:left w:w="75" w:type="dxa"/>
@@ -1558,7 +1597,8 @@
         </w:tc>
         <w:tc>
           <w:tcPr>
-            <w:tcW w:type="dxa" w:w="2484"/>
+            <w:tcW w:type="dxa" w:w="2376"/>
+            <w:vAlign w:val="center"/>
             <w:tcMar>
               <w:top w:w="75" w:type="dxa"/>
               <w:left w:w="75" w:type="dxa"/>
@@ -1588,7 +1628,8 @@
         </w:tc>
         <w:tc>
           <w:tcPr>
-            <w:tcW w:type="dxa" w:w="2484"/>
+            <w:tcW w:type="dxa" w:w="2952"/>
+            <w:vAlign w:val="center"/>
             <w:tcMar>
               <w:top w:w="75" w:type="dxa"/>
               <w:left w:w="75" w:type="dxa"/>
@@ -1623,7 +1664,8 @@
         </w:trPr>
         <w:tc>
           <w:tcPr>
-            <w:tcW w:type="dxa" w:w="2484"/>
+            <w:tcW w:type="dxa" w:w="2232"/>
+            <w:vAlign w:val="center"/>
             <w:tcMar>
               <w:top w:w="75" w:type="dxa"/>
               <w:left w:w="75" w:type="dxa"/>
@@ -1653,7 +1695,8 @@
         </w:tc>
         <w:tc>
           <w:tcPr>
-            <w:tcW w:type="dxa" w:w="2484"/>
+            <w:tcW w:type="dxa" w:w="2376"/>
+            <w:vAlign w:val="center"/>
             <w:tcMar>
               <w:top w:w="75" w:type="dxa"/>
               <w:left w:w="75" w:type="dxa"/>
@@ -1683,7 +1726,8 @@
         </w:tc>
         <w:tc>
           <w:tcPr>
-            <w:tcW w:type="dxa" w:w="2484"/>
+            <w:tcW w:type="dxa" w:w="2376"/>
+            <w:vAlign w:val="center"/>
             <w:tcMar>
               <w:top w:w="75" w:type="dxa"/>
               <w:left w:w="75" w:type="dxa"/>
@@ -1713,7 +1757,8 @@
         </w:tc>
         <w:tc>
           <w:tcPr>
-            <w:tcW w:type="dxa" w:w="2484"/>
+            <w:tcW w:type="dxa" w:w="2952"/>
+            <w:vAlign w:val="center"/>
             <w:tcMar>
               <w:top w:w="75" w:type="dxa"/>
               <w:left w:w="75" w:type="dxa"/>
@@ -1748,7 +1793,8 @@
         </w:trPr>
         <w:tc>
           <w:tcPr>
-            <w:tcW w:type="dxa" w:w="2484"/>
+            <w:tcW w:type="dxa" w:w="2232"/>
+            <w:vAlign w:val="center"/>
             <w:tcMar>
               <w:top w:w="75" w:type="dxa"/>
               <w:left w:w="75" w:type="dxa"/>
@@ -1778,7 +1824,8 @@
         </w:tc>
         <w:tc>
           <w:tcPr>
-            <w:tcW w:type="dxa" w:w="2484"/>
+            <w:tcW w:type="dxa" w:w="2376"/>
+            <w:vAlign w:val="center"/>
             <w:tcMar>
               <w:top w:w="75" w:type="dxa"/>
               <w:left w:w="75" w:type="dxa"/>
@@ -1808,7 +1855,8 @@
         </w:tc>
         <w:tc>
           <w:tcPr>
-            <w:tcW w:type="dxa" w:w="2484"/>
+            <w:tcW w:type="dxa" w:w="2376"/>
+            <w:vAlign w:val="center"/>
             <w:tcMar>
               <w:top w:w="75" w:type="dxa"/>
               <w:left w:w="75" w:type="dxa"/>
@@ -1838,7 +1886,8 @@
         </w:tc>
         <w:tc>
           <w:tcPr>
-            <w:tcW w:type="dxa" w:w="2484"/>
+            <w:tcW w:type="dxa" w:w="2952"/>
+            <w:vAlign w:val="center"/>
             <w:tcMar>
               <w:top w:w="75" w:type="dxa"/>
               <w:left w:w="75" w:type="dxa"/>
@@ -1967,8 +2016,8 @@
         <w:tblLook w:firstColumn="1" w:firstRow="1" w:lastColumn="0" w:lastRow="0" w:noHBand="0" w:noVBand="1" w:val="04A0"/>
       </w:tblPr>
       <w:tblGrid>
-        <w:gridCol w:w="4968"/>
-        <w:gridCol w:w="4968"/>
+        <w:gridCol w:w="3168"/>
+        <w:gridCol w:w="6768"/>
       </w:tblGrid>
       <w:tr>
         <w:trPr>
@@ -1977,7 +2026,8 @@
         </w:trPr>
         <w:tc>
           <w:tcPr>
-            <w:tcW w:type="dxa" w:w="4968"/>
+            <w:tcW w:type="dxa" w:w="3168"/>
+            <w:vAlign w:val="center"/>
             <w:tcMar>
               <w:top w:w="75" w:type="dxa"/>
               <w:left w:w="75" w:type="dxa"/>
@@ -2008,7 +2058,8 @@
         </w:tc>
         <w:tc>
           <w:tcPr>
-            <w:tcW w:type="dxa" w:w="4968"/>
+            <w:tcW w:type="dxa" w:w="6768"/>
+            <w:vAlign w:val="center"/>
             <w:tcMar>
               <w:top w:w="75" w:type="dxa"/>
               <w:left w:w="75" w:type="dxa"/>
@@ -2044,7 +2095,8 @@
         </w:trPr>
         <w:tc>
           <w:tcPr>
-            <w:tcW w:type="dxa" w:w="4968"/>
+            <w:tcW w:type="dxa" w:w="3168"/>
+            <w:vAlign w:val="center"/>
             <w:tcMar>
               <w:top w:w="75" w:type="dxa"/>
               <w:left w:w="75" w:type="dxa"/>
@@ -2074,7 +2126,8 @@
         </w:tc>
         <w:tc>
           <w:tcPr>
-            <w:tcW w:type="dxa" w:w="4968"/>
+            <w:tcW w:type="dxa" w:w="6768"/>
+            <w:vAlign w:val="center"/>
             <w:tcMar>
               <w:top w:w="75" w:type="dxa"/>
               <w:left w:w="75" w:type="dxa"/>
@@ -2109,7 +2162,8 @@
         </w:trPr>
         <w:tc>
           <w:tcPr>
-            <w:tcW w:type="dxa" w:w="4968"/>
+            <w:tcW w:type="dxa" w:w="3168"/>
+            <w:vAlign w:val="center"/>
             <w:tcMar>
               <w:top w:w="75" w:type="dxa"/>
               <w:left w:w="75" w:type="dxa"/>
@@ -2139,7 +2193,8 @@
         </w:tc>
         <w:tc>
           <w:tcPr>
-            <w:tcW w:type="dxa" w:w="4968"/>
+            <w:tcW w:type="dxa" w:w="6768"/>
+            <w:vAlign w:val="center"/>
             <w:tcMar>
               <w:top w:w="75" w:type="dxa"/>
               <w:left w:w="75" w:type="dxa"/>
@@ -2174,7 +2229,8 @@
         </w:trPr>
         <w:tc>
           <w:tcPr>
-            <w:tcW w:type="dxa" w:w="4968"/>
+            <w:tcW w:type="dxa" w:w="3168"/>
+            <w:vAlign w:val="center"/>
             <w:tcMar>
               <w:top w:w="75" w:type="dxa"/>
               <w:left w:w="75" w:type="dxa"/>
@@ -2204,7 +2260,8 @@
         </w:tc>
         <w:tc>
           <w:tcPr>
-            <w:tcW w:type="dxa" w:w="4968"/>
+            <w:tcW w:type="dxa" w:w="6768"/>
+            <w:vAlign w:val="center"/>
             <w:tcMar>
               <w:top w:w="75" w:type="dxa"/>
               <w:left w:w="75" w:type="dxa"/>
@@ -2239,7 +2296,8 @@
         </w:trPr>
         <w:tc>
           <w:tcPr>
-            <w:tcW w:type="dxa" w:w="4968"/>
+            <w:tcW w:type="dxa" w:w="3168"/>
+            <w:vAlign w:val="center"/>
             <w:tcMar>
               <w:top w:w="75" w:type="dxa"/>
               <w:left w:w="75" w:type="dxa"/>
@@ -2269,7 +2327,8 @@
         </w:tc>
         <w:tc>
           <w:tcPr>
-            <w:tcW w:type="dxa" w:w="4968"/>
+            <w:tcW w:type="dxa" w:w="6768"/>
+            <w:vAlign w:val="center"/>
             <w:tcMar>
               <w:top w:w="75" w:type="dxa"/>
               <w:left w:w="75" w:type="dxa"/>
@@ -2304,7 +2363,8 @@
         </w:trPr>
         <w:tc>
           <w:tcPr>
-            <w:tcW w:type="dxa" w:w="4968"/>
+            <w:tcW w:type="dxa" w:w="3168"/>
+            <w:vAlign w:val="center"/>
             <w:tcMar>
               <w:top w:w="75" w:type="dxa"/>
               <w:left w:w="75" w:type="dxa"/>
@@ -2334,7 +2394,8 @@
         </w:tc>
         <w:tc>
           <w:tcPr>
-            <w:tcW w:type="dxa" w:w="4968"/>
+            <w:tcW w:type="dxa" w:w="6768"/>
+            <w:vAlign w:val="center"/>
             <w:tcMar>
               <w:top w:w="75" w:type="dxa"/>
               <w:left w:w="75" w:type="dxa"/>
@@ -2369,7 +2430,8 @@
         </w:trPr>
         <w:tc>
           <w:tcPr>
-            <w:tcW w:type="dxa" w:w="4968"/>
+            <w:tcW w:type="dxa" w:w="3168"/>
+            <w:vAlign w:val="center"/>
             <w:tcMar>
               <w:top w:w="75" w:type="dxa"/>
               <w:left w:w="75" w:type="dxa"/>
@@ -2399,7 +2461,8 @@
         </w:tc>
         <w:tc>
           <w:tcPr>
-            <w:tcW w:type="dxa" w:w="4968"/>
+            <w:tcW w:type="dxa" w:w="6768"/>
+            <w:vAlign w:val="center"/>
             <w:tcMar>
               <w:top w:w="75" w:type="dxa"/>
               <w:left w:w="75" w:type="dxa"/>
@@ -2434,7 +2497,8 @@
         </w:trPr>
         <w:tc>
           <w:tcPr>
-            <w:tcW w:type="dxa" w:w="4968"/>
+            <w:tcW w:type="dxa" w:w="3168"/>
+            <w:vAlign w:val="center"/>
             <w:tcMar>
               <w:top w:w="75" w:type="dxa"/>
               <w:left w:w="75" w:type="dxa"/>
@@ -2464,7 +2528,8 @@
         </w:tc>
         <w:tc>
           <w:tcPr>
-            <w:tcW w:type="dxa" w:w="4968"/>
+            <w:tcW w:type="dxa" w:w="6768"/>
+            <w:vAlign w:val="center"/>
             <w:tcMar>
               <w:top w:w="75" w:type="dxa"/>
               <w:left w:w="75" w:type="dxa"/>
@@ -2499,7 +2564,8 @@
         </w:trPr>
         <w:tc>
           <w:tcPr>
-            <w:tcW w:type="dxa" w:w="4968"/>
+            <w:tcW w:type="dxa" w:w="3168"/>
+            <w:vAlign w:val="center"/>
             <w:tcMar>
               <w:top w:w="75" w:type="dxa"/>
               <w:left w:w="75" w:type="dxa"/>
@@ -2529,7 +2595,8 @@
         </w:tc>
         <w:tc>
           <w:tcPr>
-            <w:tcW w:type="dxa" w:w="4968"/>
+            <w:tcW w:type="dxa" w:w="6768"/>
+            <w:vAlign w:val="center"/>
             <w:tcMar>
               <w:top w:w="75" w:type="dxa"/>
               <w:left w:w="75" w:type="dxa"/>
@@ -2564,7 +2631,8 @@
         </w:trPr>
         <w:tc>
           <w:tcPr>
-            <w:tcW w:type="dxa" w:w="4968"/>
+            <w:tcW w:type="dxa" w:w="3168"/>
+            <w:vAlign w:val="center"/>
             <w:tcMar>
               <w:top w:w="75" w:type="dxa"/>
               <w:left w:w="75" w:type="dxa"/>
@@ -2594,7 +2662,8 @@
         </w:tc>
         <w:tc>
           <w:tcPr>
-            <w:tcW w:type="dxa" w:w="4968"/>
+            <w:tcW w:type="dxa" w:w="6768"/>
+            <w:vAlign w:val="center"/>
             <w:tcMar>
               <w:top w:w="75" w:type="dxa"/>
               <w:left w:w="75" w:type="dxa"/>
@@ -2629,7 +2698,8 @@
         </w:trPr>
         <w:tc>
           <w:tcPr>
-            <w:tcW w:type="dxa" w:w="4968"/>
+            <w:tcW w:type="dxa" w:w="3168"/>
+            <w:vAlign w:val="center"/>
             <w:tcMar>
               <w:top w:w="75" w:type="dxa"/>
               <w:left w:w="75" w:type="dxa"/>
@@ -2659,7 +2729,8 @@
         </w:tc>
         <w:tc>
           <w:tcPr>
-            <w:tcW w:type="dxa" w:w="4968"/>
+            <w:tcW w:type="dxa" w:w="6768"/>
+            <w:vAlign w:val="center"/>
             <w:tcMar>
               <w:top w:w="75" w:type="dxa"/>
               <w:left w:w="75" w:type="dxa"/>
@@ -2694,7 +2765,8 @@
         </w:trPr>
         <w:tc>
           <w:tcPr>
-            <w:tcW w:type="dxa" w:w="4968"/>
+            <w:tcW w:type="dxa" w:w="3168"/>
+            <w:vAlign w:val="center"/>
             <w:tcMar>
               <w:top w:w="75" w:type="dxa"/>
               <w:left w:w="75" w:type="dxa"/>
@@ -2724,7 +2796,8 @@
         </w:tc>
         <w:tc>
           <w:tcPr>
-            <w:tcW w:type="dxa" w:w="4968"/>
+            <w:tcW w:type="dxa" w:w="6768"/>
+            <w:vAlign w:val="center"/>
             <w:tcMar>
               <w:top w:w="75" w:type="dxa"/>
               <w:left w:w="75" w:type="dxa"/>
@@ -2759,7 +2832,8 @@
         </w:trPr>
         <w:tc>
           <w:tcPr>
-            <w:tcW w:type="dxa" w:w="4968"/>
+            <w:tcW w:type="dxa" w:w="3168"/>
+            <w:vAlign w:val="center"/>
             <w:tcMar>
               <w:top w:w="75" w:type="dxa"/>
               <w:left w:w="75" w:type="dxa"/>
@@ -2789,7 +2863,8 @@
         </w:tc>
         <w:tc>
           <w:tcPr>
-            <w:tcW w:type="dxa" w:w="4968"/>
+            <w:tcW w:type="dxa" w:w="6768"/>
+            <w:vAlign w:val="center"/>
             <w:tcMar>
               <w:top w:w="75" w:type="dxa"/>
               <w:left w:w="75" w:type="dxa"/>
@@ -2864,8 +2939,8 @@
       </w:tblPr>
       <w:tblGrid>
         <w:gridCol w:w="3312"/>
-        <w:gridCol w:w="3312"/>
-        <w:gridCol w:w="3312"/>
+        <w:gridCol w:w="864"/>
+        <w:gridCol w:w="5760"/>
       </w:tblGrid>
       <w:tr>
         <w:trPr>
@@ -2875,6 +2950,7 @@
         <w:tc>
           <w:tcPr>
             <w:tcW w:type="dxa" w:w="3312"/>
+            <w:vAlign w:val="center"/>
             <w:tcMar>
               <w:top w:w="75" w:type="dxa"/>
               <w:left w:w="75" w:type="dxa"/>
@@ -2905,7 +2981,8 @@
         </w:tc>
         <w:tc>
           <w:tcPr>
-            <w:tcW w:type="dxa" w:w="3312"/>
+            <w:tcW w:type="dxa" w:w="864"/>
+            <w:vAlign w:val="center"/>
             <w:tcMar>
               <w:top w:w="75" w:type="dxa"/>
               <w:left w:w="75" w:type="dxa"/>
@@ -2936,7 +3013,8 @@
         </w:tc>
         <w:tc>
           <w:tcPr>
-            <w:tcW w:type="dxa" w:w="3312"/>
+            <w:tcW w:type="dxa" w:w="5760"/>
+            <w:vAlign w:val="center"/>
             <w:tcMar>
               <w:top w:w="75" w:type="dxa"/>
               <w:left w:w="75" w:type="dxa"/>
@@ -2973,6 +3051,7 @@
         <w:tc>
           <w:tcPr>
             <w:tcW w:type="dxa" w:w="3312"/>
+            <w:vAlign w:val="center"/>
             <w:tcMar>
               <w:top w:w="75" w:type="dxa"/>
               <w:left w:w="75" w:type="dxa"/>
@@ -3002,7 +3081,8 @@
         </w:tc>
         <w:tc>
           <w:tcPr>
-            <w:tcW w:type="dxa" w:w="3312"/>
+            <w:tcW w:type="dxa" w:w="864"/>
+            <w:vAlign w:val="center"/>
             <w:tcMar>
               <w:top w:w="75" w:type="dxa"/>
               <w:left w:w="75" w:type="dxa"/>
@@ -3020,6 +3100,7 @@
             <w:pPr>
               <w:keepNext/>
               <w:spacing w:after="60" w:before="60" w:line="240" w:lineRule="auto"/>
+              <w:jc w:val="center"/>
             </w:pPr>
             <w:r>
               <w:rPr>
@@ -3032,7 +3113,8 @@
         </w:tc>
         <w:tc>
           <w:tcPr>
-            <w:tcW w:type="dxa" w:w="3312"/>
+            <w:tcW w:type="dxa" w:w="5760"/>
+            <w:vAlign w:val="center"/>
             <w:tcMar>
               <w:top w:w="75" w:type="dxa"/>
               <w:left w:w="75" w:type="dxa"/>
@@ -3068,6 +3150,7 @@
         <w:tc>
           <w:tcPr>
             <w:tcW w:type="dxa" w:w="3312"/>
+            <w:vAlign w:val="center"/>
             <w:tcMar>
               <w:top w:w="75" w:type="dxa"/>
               <w:left w:w="75" w:type="dxa"/>
@@ -3097,7 +3180,8 @@
         </w:tc>
         <w:tc>
           <w:tcPr>
-            <w:tcW w:type="dxa" w:w="3312"/>
+            <w:tcW w:type="dxa" w:w="864"/>
+            <w:vAlign w:val="center"/>
             <w:tcMar>
               <w:top w:w="75" w:type="dxa"/>
               <w:left w:w="75" w:type="dxa"/>
@@ -3115,6 +3199,7 @@
             <w:pPr>
               <w:keepNext/>
               <w:spacing w:after="60" w:before="60" w:line="240" w:lineRule="auto"/>
+              <w:jc w:val="center"/>
             </w:pPr>
             <w:r>
               <w:rPr>
@@ -3127,7 +3212,8 @@
         </w:tc>
         <w:tc>
           <w:tcPr>
-            <w:tcW w:type="dxa" w:w="3312"/>
+            <w:tcW w:type="dxa" w:w="5760"/>
+            <w:vAlign w:val="center"/>
             <w:tcMar>
               <w:top w:w="75" w:type="dxa"/>
               <w:left w:w="75" w:type="dxa"/>
@@ -3163,6 +3249,7 @@
         <w:tc>
           <w:tcPr>
             <w:tcW w:type="dxa" w:w="3312"/>
+            <w:vAlign w:val="center"/>
             <w:tcMar>
               <w:top w:w="75" w:type="dxa"/>
               <w:left w:w="75" w:type="dxa"/>
@@ -3192,7 +3279,8 @@
         </w:tc>
         <w:tc>
           <w:tcPr>
-            <w:tcW w:type="dxa" w:w="3312"/>
+            <w:tcW w:type="dxa" w:w="864"/>
+            <w:vAlign w:val="center"/>
             <w:tcMar>
               <w:top w:w="75" w:type="dxa"/>
               <w:left w:w="75" w:type="dxa"/>
@@ -3210,6 +3298,7 @@
             <w:pPr>
               <w:keepNext/>
               <w:spacing w:after="60" w:before="60" w:line="240" w:lineRule="auto"/>
+              <w:jc w:val="center"/>
             </w:pPr>
             <w:r>
               <w:rPr>
@@ -3222,7 +3311,8 @@
         </w:tc>
         <w:tc>
           <w:tcPr>
-            <w:tcW w:type="dxa" w:w="3312"/>
+            <w:tcW w:type="dxa" w:w="5760"/>
+            <w:vAlign w:val="center"/>
             <w:tcMar>
               <w:top w:w="75" w:type="dxa"/>
               <w:left w:w="75" w:type="dxa"/>
@@ -3258,6 +3348,7 @@
         <w:tc>
           <w:tcPr>
             <w:tcW w:type="dxa" w:w="3312"/>
+            <w:vAlign w:val="center"/>
             <w:tcMar>
               <w:top w:w="75" w:type="dxa"/>
               <w:left w:w="75" w:type="dxa"/>
@@ -3287,7 +3378,8 @@
         </w:tc>
         <w:tc>
           <w:tcPr>
-            <w:tcW w:type="dxa" w:w="3312"/>
+            <w:tcW w:type="dxa" w:w="864"/>
+            <w:vAlign w:val="center"/>
             <w:tcMar>
               <w:top w:w="75" w:type="dxa"/>
               <w:left w:w="75" w:type="dxa"/>
@@ -3305,6 +3397,7 @@
             <w:pPr>
               <w:keepNext/>
               <w:spacing w:after="60" w:before="60" w:line="240" w:lineRule="auto"/>
+              <w:jc w:val="center"/>
             </w:pPr>
             <w:r>
               <w:rPr>
@@ -3317,7 +3410,8 @@
         </w:tc>
         <w:tc>
           <w:tcPr>
-            <w:tcW w:type="dxa" w:w="3312"/>
+            <w:tcW w:type="dxa" w:w="5760"/>
+            <w:vAlign w:val="center"/>
             <w:tcMar>
               <w:top w:w="75" w:type="dxa"/>
               <w:left w:w="75" w:type="dxa"/>
@@ -3353,6 +3447,7 @@
         <w:tc>
           <w:tcPr>
             <w:tcW w:type="dxa" w:w="3312"/>
+            <w:vAlign w:val="center"/>
             <w:tcMar>
               <w:top w:w="75" w:type="dxa"/>
               <w:left w:w="75" w:type="dxa"/>
@@ -3382,7 +3477,8 @@
         </w:tc>
         <w:tc>
           <w:tcPr>
-            <w:tcW w:type="dxa" w:w="3312"/>
+            <w:tcW w:type="dxa" w:w="864"/>
+            <w:vAlign w:val="center"/>
             <w:tcMar>
               <w:top w:w="75" w:type="dxa"/>
               <w:left w:w="75" w:type="dxa"/>
@@ -3400,6 +3496,7 @@
             <w:pPr>
               <w:keepNext/>
               <w:spacing w:after="60" w:before="60" w:line="240" w:lineRule="auto"/>
+              <w:jc w:val="center"/>
             </w:pPr>
             <w:r>
               <w:rPr>
@@ -3412,7 +3509,8 @@
         </w:tc>
         <w:tc>
           <w:tcPr>
-            <w:tcW w:type="dxa" w:w="3312"/>
+            <w:tcW w:type="dxa" w:w="5760"/>
+            <w:vAlign w:val="center"/>
             <w:tcMar>
               <w:top w:w="75" w:type="dxa"/>
               <w:left w:w="75" w:type="dxa"/>
@@ -3448,6 +3546,7 @@
         <w:tc>
           <w:tcPr>
             <w:tcW w:type="dxa" w:w="3312"/>
+            <w:vAlign w:val="center"/>
             <w:tcMar>
               <w:top w:w="75" w:type="dxa"/>
               <w:left w:w="75" w:type="dxa"/>
@@ -3477,7 +3576,8 @@
         </w:tc>
         <w:tc>
           <w:tcPr>
-            <w:tcW w:type="dxa" w:w="3312"/>
+            <w:tcW w:type="dxa" w:w="864"/>
+            <w:vAlign w:val="center"/>
             <w:tcMar>
               <w:top w:w="75" w:type="dxa"/>
               <w:left w:w="75" w:type="dxa"/>
@@ -3495,6 +3595,7 @@
             <w:pPr>
               <w:keepNext/>
               <w:spacing w:after="60" w:before="60" w:line="240" w:lineRule="auto"/>
+              <w:jc w:val="center"/>
             </w:pPr>
             <w:r>
               <w:rPr>
@@ -3507,7 +3608,8 @@
         </w:tc>
         <w:tc>
           <w:tcPr>
-            <w:tcW w:type="dxa" w:w="3312"/>
+            <w:tcW w:type="dxa" w:w="5760"/>
+            <w:vAlign w:val="center"/>
             <w:tcMar>
               <w:top w:w="75" w:type="dxa"/>
               <w:left w:w="75" w:type="dxa"/>
@@ -3543,6 +3645,7 @@
         <w:tc>
           <w:tcPr>
             <w:tcW w:type="dxa" w:w="3312"/>
+            <w:vAlign w:val="center"/>
             <w:tcMar>
               <w:top w:w="75" w:type="dxa"/>
               <w:left w:w="75" w:type="dxa"/>
@@ -3572,7 +3675,8 @@
         </w:tc>
         <w:tc>
           <w:tcPr>
-            <w:tcW w:type="dxa" w:w="3312"/>
+            <w:tcW w:type="dxa" w:w="864"/>
+            <w:vAlign w:val="center"/>
             <w:tcMar>
               <w:top w:w="75" w:type="dxa"/>
               <w:left w:w="75" w:type="dxa"/>
@@ -3590,6 +3694,7 @@
             <w:pPr>
               <w:keepNext/>
               <w:spacing w:after="60" w:before="60" w:line="240" w:lineRule="auto"/>
+              <w:jc w:val="center"/>
             </w:pPr>
             <w:r>
               <w:rPr>
@@ -3602,7 +3707,8 @@
         </w:tc>
         <w:tc>
           <w:tcPr>
-            <w:tcW w:type="dxa" w:w="3312"/>
+            <w:tcW w:type="dxa" w:w="5760"/>
+            <w:vAlign w:val="center"/>
             <w:tcMar>
               <w:top w:w="75" w:type="dxa"/>
               <w:left w:w="75" w:type="dxa"/>
@@ -3638,6 +3744,7 @@
         <w:tc>
           <w:tcPr>
             <w:tcW w:type="dxa" w:w="3312"/>
+            <w:vAlign w:val="center"/>
             <w:tcMar>
               <w:top w:w="75" w:type="dxa"/>
               <w:left w:w="75" w:type="dxa"/>
@@ -3667,7 +3774,8 @@
         </w:tc>
         <w:tc>
           <w:tcPr>
-            <w:tcW w:type="dxa" w:w="3312"/>
+            <w:tcW w:type="dxa" w:w="864"/>
+            <w:vAlign w:val="center"/>
             <w:tcMar>
               <w:top w:w="75" w:type="dxa"/>
               <w:left w:w="75" w:type="dxa"/>
@@ -3685,6 +3793,7 @@
             <w:pPr>
               <w:keepNext w:val="0"/>
               <w:spacing w:after="60" w:before="60" w:line="240" w:lineRule="auto"/>
+              <w:jc w:val="center"/>
             </w:pPr>
             <w:r>
               <w:rPr>
@@ -3697,7 +3806,8 @@
         </w:tc>
         <w:tc>
           <w:tcPr>
-            <w:tcW w:type="dxa" w:w="3312"/>
+            <w:tcW w:type="dxa" w:w="5760"/>
+            <w:vAlign w:val="center"/>
             <w:tcMar>
               <w:top w:w="75" w:type="dxa"/>
               <w:left w:w="75" w:type="dxa"/>
@@ -6768,7 +6878,7 @@
       <w:outlineLvl w:val="0"/>
     </w:pPr>
     <w:rPr>
-      <w:rFonts w:asciiTheme="majorHAnsi" w:eastAsiaTheme="majorEastAsia" w:hAnsiTheme="majorHAnsi" w:cstheme="majorBidi" w:ascii="Times New Roman" w:hAnsi="Times New Roman"/>
+      <w:rFonts w:ascii="Times New Roman" w:hAnsi="Times New Roman"/>
       <w:b/>
       <w:bCs/>
       <w:color w:val="000000"/>
@@ -6792,7 +6902,7 @@
       <w:outlineLvl w:val="1"/>
     </w:pPr>
     <w:rPr>
-      <w:rFonts w:asciiTheme="majorHAnsi" w:eastAsiaTheme="majorEastAsia" w:hAnsiTheme="majorHAnsi" w:cstheme="majorBidi" w:ascii="Times New Roman" w:hAnsi="Times New Roman"/>
+      <w:rFonts w:ascii="Times New Roman" w:hAnsi="Times New Roman"/>
       <w:b/>
       <w:bCs/>
       <w:color w:val="000000"/>
@@ -6816,7 +6926,7 @@
       <w:outlineLvl w:val="2"/>
     </w:pPr>
     <w:rPr>
-      <w:rFonts w:asciiTheme="majorHAnsi" w:eastAsiaTheme="majorEastAsia" w:hAnsiTheme="majorHAnsi" w:cstheme="majorBidi" w:ascii="Times New Roman" w:hAnsi="Times New Roman"/>
+      <w:rFonts w:ascii="Times New Roman" w:hAnsi="Times New Roman"/>
       <w:b/>
       <w:bCs/>
       <w:color w:val="000000"/>
@@ -7051,14 +7161,11 @@
     <w:qFormat/>
     <w:rsid w:val="00FC693F"/>
     <w:pPr>
-      <w:pBdr>
-        <w:bottom w:val="single" w:sz="8" w:space="4" w:color="4F81BD" w:themeColor="accent1"/>
-      </w:pBdr>
       <w:spacing w:after="100" w:line="240" w:lineRule="auto"/>
       <w:contextualSpacing/>
     </w:pPr>
     <w:rPr>
-      <w:rFonts w:asciiTheme="majorHAnsi" w:eastAsiaTheme="majorEastAsia" w:hAnsiTheme="majorHAnsi" w:cstheme="majorBidi" w:ascii="Times New Roman" w:hAnsi="Times New Roman"/>
+      <w:rFonts w:ascii="Times New Roman" w:hAnsi="Times New Roman"/>
       <w:b/>
       <w:color w:val="000000"/>
       <w:spacing w:val="5"/>
@@ -7097,7 +7204,7 @@
       <w:spacing w:after="160"/>
     </w:pPr>
     <w:rPr>
-      <w:rFonts w:asciiTheme="majorHAnsi" w:eastAsiaTheme="majorEastAsia" w:hAnsiTheme="majorHAnsi" w:cstheme="majorBidi" w:ascii="Times New Roman" w:hAnsi="Times New Roman"/>
+      <w:rFonts w:ascii="Times New Roman" w:hAnsi="Times New Roman"/>
       <w:i/>
       <w:iCs/>
       <w:color w:val="000000"/>
